--- a/zaini_case_audit_output/outputs/word/documents/001_آلية تنفيذ لدى القاضي علي القريقري ـ موقعه من جميع الاطراف.docx
+++ b/zaini_case_audit_output/outputs/word/documents/001_آلية تنفيذ لدى القاضي علي القريقري ـ موقعه من جميع الاطراف.docx
@@ -247,7 +247,7 @@
           <w:b w:val="0"/>
           <w:i w:val="0"/>
         </w:rPr>
-        <w:t>(قوسلا كص) ـه١٤١٩/١١/٤ خيراتب ٥/٢٨١/٥٠٧ مقر كصلاو ، مالعإ عبارلا دنبلا يف اهيلإ راشملا عطقلا ادعام (يضارألا كص) .ـه١٤١٤/٩/٢ خيراتب ٤/٢٠٨/٣٤١ مقر كصلا يف فرصتلا فاقيا وأ تامدخ فاقيا نم ينيز سابع دمحأ ةماسأ / ديسلا دض هذختملا تاءارجالا ءاغلإو عفرب ةكمب ىلوألا لدع ةباتكو ةمركملا ةكمب ةيندملا قوقحلاب ةيقوقحلا ماكحألا ذيفنت ةبعشو ةمركملا ةكمب ةماعلا ةمكحملا سيئر ىلإ يرقيرقلا يلع / خيشلا ةليضف نم نيباطخ رادصإ ىلع ًاقحالو ًاقباس ثلا فرطلاو يناثلا فرطلا ةعنامم مدعو لوألا فرطلا بلط ىلع ءانب : ًاسماخ</w:t>
+        <w:t>خامساً : بناء على طلب الطرف الأول وعدم ممانعة الطرف الثاني والطرف الث سابقاً ولاحقاً على إصدار خطابين من فضيلة الشيخ / علي القريقري إلى رئيس المحكمة العامة بمكة المكرمة وشعبة تنفيذ الأحكام الحقوقية بالحقوق المدنية بمكة المكرمة وكتابة عدل الأولى بمكة برفع وإلغاء الاجراءات المتخذه ضد السيد / أسامة أحمد عباس زيني من ايقاف خدمات أو ايقاف التصرف في الصك رقم ٤/٢٠٨/٣٤١ بتاريخ ١٤١٤/٩/٢هـ. (صك الأراضي) ماعدا القطع المشار إليها في البند الرابع إعلام ، والصك رقم ٥/٢٨١/٥٠٧ بتاريخ ١٤١٩/١١/٤هـ (صك السوق)</w:t>
       </w:r>
     </w:p>
     <w:p>

--- a/zaini_case_audit_output/outputs/word/documents/001_آلية تنفيذ لدى القاضي علي القريقري ـ موقعه من جميع الاطراف.docx
+++ b/zaini_case_audit_output/outputs/word/documents/001_آلية تنفيذ لدى القاضي علي القريقري ـ موقعه من جميع الاطراف.docx
@@ -117,7 +117,7 @@
           <w:b w:val="0"/>
           <w:i w:val="0"/>
         </w:rPr>
-        <w:t>ةدج ةنيدمب ةماعلا ةمكحملاب ذيفنتلا يضاق ، يرقيرقلا يلع / خيشلا ةليضف ىدل</w:t>
+        <w:t>لدى فضيلة الشيخ / علي القريقري ، قاضي التنفيذ بالمحكمة العامة بمدينة جدة</w:t>
       </w:r>
     </w:p>
     <w:p>
@@ -182,7 +182,7 @@
           <w:b w:val="0"/>
           <w:i w:val="0"/>
         </w:rPr>
-        <w:t>: يتآلا ىلع قافتإلا متو</w:t>
+        <w:t>وتم الإتفاق على الآتي :</w:t>
       </w:r>
     </w:p>
     <w:p>
@@ -208,7 +208,7 @@
           <w:b w:val="0"/>
           <w:i w:val="0"/>
         </w:rPr>
-        <w:t>.ةدودحملا لامعالا ريوطتو ةراجتلل ةيلودلا تمس ةكرش / هتكرش ىلإ ءاوهلا فييكتل نكياد ينيز دمحأ ةكرشب هدالوأو ينيز دمحأ ةكرش صصح ةيكلم لقنب ينيز دمحأ ناندع / ديسلا لوخت ةنس ةدمل ةلاكو ريرحتب ينيز دمحأ ةماسأ / ديسلا مزتلاو ، ةيراجتلا ةفرغلاب ةدج لدع بتاك ةليضف مامأ ًاحابص ةعساتلا ةعاسلا م۳۲/۲۱/۲۱۰۲ قفاوملا ـه١٤٣٤/٠٢/١٠ مداقلا دحألا موي كلذو ةدودحملا لامعالا ريوطتو ةراجتلل ةيلودلا تمس ةكرش هتكرشو ينيز دمحأ ناندع / ديسلا ىلإ فييكتلاو ءابرهكلل ينيز دمحأ ةكرشب ةيراجتلا ينيز دمحأو هدالوأو ينيز دمحأ يتكرش صصح ةيكلم لقنب ينيز دمحأ ةماسأ / ديسلا مزتلا : ًايناث</w:t>
+        <w:t>ثانياً : التزم السيد / أسامة أحمد زيني بنقل ملكية حصص شركتي أحمد زيني وأولاده وأحمد زيني التجارية بشركة أحمد زيني للكهرباء والتكييف إلى السيد / عدنان أحمد زيني وشركته شركة سمت الدولية للتجارة وتطوير الاعمال المحدودة وذلك يوم الأحد القادم ١٤٣٤/٠٢/١٠هـ الموافق ۲۰۱۲/۱۲/۲۳م الساعة التاسعة صباحاً أمام فضيلة كاتب عدل جدة بالغرفة التجارية ، والتزم السيد / أسامة أحمد زيني بتحرير وكالة لمدة سنة تخول السيد / عدنان أحمد زيني بنقل ملكية حصص شركة أحمد زيني وأولاده بشركة أحمد زيني دايكن لتكييف الهواء إلى شركته / شركة سمت الدولية للتجارة وتطوير الاعمال المحدودة.</w:t>
       </w:r>
     </w:p>
     <w:p>
@@ -234,7 +234,7 @@
           <w:b w:val="0"/>
           <w:i w:val="0"/>
         </w:rPr>
-        <w:t>.ينيز دمحأ ةماسأ / ديسلاب ةصاخلا تاباسحلا ىلع زجحلا عفرو ءاغلاب ةينعملا كونبلاو دقنلا ةسسؤم ىلا يرقيرقلا ىلع / خيشلا ةليضف نم باطخ رادصا اذكو (قوسلا كص) ـه١٤١٩/١١/٤ خيراتب ٥/٢٨١/٥٠٧ مقر كصلا نع فاقيالا عفرب يناثلاو ، ثلاثلاو يناثلا نيفرطلل ةنيدم لوألا فرطلا ةمذ ىقبت ةينويدملا نع عيبملا ةميق صقن لاح يفو لوألا فرطلا ىلإ ضئافلا داعي ةينويدملا غلبم نع عيبملا ةميق ةدايز ةلاح يفو ةدج ةنيدمب ذيفنتلا يضاق ةليضف ىلا عوجرلا دعب الا اهعيب متي ال نأ ىلعو ةيقبتملا ةينويدملا ةميق اهتميق لداعت عطقلا هذهو (۱) قحلم ) (۰۲) مقر ةعطقلا ىتحو (۱) مقر ةعطقلا نم يهو ةعطق (۰۲) ددع ىلع روكذملا كصلا نم طقف زجحلابو (يضارألا كص) .ـه١٤١٤/٩/٢ خيراتو ٤/٢٠٨/٣٤١ مقر كصلا نم فاقيإلا عفرب لوألا باطخلا ، ىلوألا ةكم لدع بتاك ىلا يرقيرقلا يلع / خيشلا ةليضف نم نيباطخ رادصإ ىلع ًاقحالو ًاقباس ثلا فرطلاو يناثلا فرطلا ةعنامم مدعو لوألا فرطلا بلط ىلع ءانب : ًاعبار</w:t>
+        <w:t>رابعاً : بناء على طلب الطرف الأول وعدم ممانعة الطرف الثاني والطرف الث سابقاً ولاحقاً على إصدار خطابين من فضيلة الشيخ / علي القريقري الى كاتب عدل مكة الأولى ، الخطاب الأول برفع الإيقاف من الصك رقم ٤/٢٠٨/٣٤١ وتاريخ ١٤١٤/٩/٢هـ. (صك الأراضي) وبالحجز فقط من الصك المذكور على عدد (۲۰) قطعة وهي من القطعة رقم (۱) وحتى القطعة رقم (۲۰) ( ملحق (۱) وهذه القطع تعادل قيمتها قيمة المديونية المتبقية وعلى أن لا يتم بيعها الا بعد الرجوع الى فضيلة قاضي التنفيذ بمدينة جدة وفي حالة زيادة قيمة المبيع عن مبلغ المديونية يعاد الفائض إلى الطرف الأول وفي حال نقص قيمة المبيع عن المديونية تبقى ذمة الطرف الأول مدينة للطرفين الثاني والثالث ، والثاني برفع الايقاف عن الصك رقم ٥/٢٨١/٥٠٧ بتاريخ ١٤١٩/١١/٤هـ (صك السوق) وكذا اصدار خطاب من فضيلة الشيخ / على القريقري الى مؤسسة النقد والبنوك المعنية بالغاء ورفع الحجز على الحسابات الخاصة بالسيد / أسامة أحمد زيني.</w:t>
       </w:r>
     </w:p>
     <w:p>
@@ -260,7 +260,7 @@
           <w:b w:val="0"/>
           <w:i w:val="0"/>
         </w:rPr>
-        <w:t>.ةكلمملاب ةصاخلا وأ ةيمسرلا ىرخالا تاهجلا وأ كونبلا هاجت كلذ ناك ءاوس هيلا اهلقن مت يتلا تاكرشلاب وأ لوألا فرطلا حلاصمب رارضإلا مدعب ثلا فرطلا دارفأو يناثلا فرطلا نم لك دهعتي : ًاسداس</w:t>
+        <w:t>سادساً : يتعهد كل من الطرف الثاني وأفراد الطرف الث بعدم الإضرار بمصالح الطرف الأول أو بالشركات التي تم نقلها اليه سواء كان ذلك تجاه البنوك أو الجهات الاخرى الرسمية أو الخاصة بالمملكة.</w:t>
       </w:r>
     </w:p>
     <w:p>
@@ -273,7 +273,7 @@
           <w:b w:val="0"/>
           <w:i w:val="0"/>
         </w:rPr>
-        <w:t>قحتسملا غلبملا ءافيتسإل طقف ةمركملا ةكمب راقعلا لالد ةفئاط سيئر بئان ، يدادغب رهاط ماشه / ديسلا قيرط نع ينلعلا دازملاب كلذو ( ۲ قحلم ) (يضارألا كص) .ـه١٤١٤/٩/٢ خيراتو ٤/٢٠٨/٣٤١ مقر كلملاب ةنيبملاو (۰۲) مقر ةعطقلا ىتحو (۱) مقر ةعطقلا نم يهو ةعطق (۰۲) ددعل هالعا ًاعبار دنبلاب هنيبملاو ةفوقوملاو ةددحملا عطقلا عيبب ةدج ةنيدمب ذيفنتلا يضاق ةليضف ضوفي لوألا فرطلا ناف ةلهملا ءاهتنا دعب قاقحتسالا خيرات نم ةددحملا ةلهملا يف دادسلا نم هيلع يعدملا نكمت مدع ةلاح يفو ،ةرشابم ةريخالا ةعفدلا دادس قحتسي هناف قاقحتسالا خيراتل ( رهشأ ةعبرأ ) هالعأ ةددحملا ةلهملا ةرتف ءاهتنا دعب ىلوألا ةعفدلل قحتسملا غلبملا دادس نم هيلع ىعدملا نكمت مدع ةلاح يفو ، م۱۳/۲۱/۲۱۰۲ يف ةخرؤملا طقف ىلوألا ةعفدلا ىلع قبطني لاهمألا اذهو ةعفدلا قاقحتسا خيرات نم رهشأ ةعبرأ ةدم لهمي هناف دادسلا نم لوألا فرطلا نكمتي ملو ةعفدلا خيرات قاقحتسا دنعو ةيلاعب نيبملا مكحلاب اهيلاراشملا خيراوتلا بسح هالعأ هيلإ راشملا مكحلا بسح يقبتملا غلبملا هبيصن بسح لك نيعدملل هيلع ىعدملا ددسي نأ ىلع هيلاعب فارطألا قفتإ : ًاعباس</w:t>
+        <w:t>سابعاً : إتفق الأطراف بعاليه على أن يسدد المدعى عليه للمدعين كل حسب نصيبه المبلغ المتبقي حسب الحكم المشار إليه أعلاه حسب التواريخ المشاراليها بالحكم المبين بعالية وعند استحقاق تاريخ الدفعة ولم يتمكن الطرف الأول من السداد فانه يمهل مدة أربعة أشهر من تاريخ استحقاق الدفعة وهذا الأمهال ينطبق على الدفعة الأولى فقط المؤرخة في ۲۰۱۲/۱۲/۳۱م ، وفي حالة عدم تمكن المدعى عليه من سداد المبلغ المستحق للدفعة الأولى بعد انتهاء فترة المهلة المحددة أعلاه ( أربعة أشهر ) لتاريخ الاستحقاق فانه يستحق سداد الدفعة الاخيرة مباشرة، وفي حالة عدم تمكن المدعي عليه من السداد في المهلة المحددة من تاريخ الاستحقاق بعد انتهاء المهلة فان الطرف الأول يفوض فضيلة قاضي التنفيذ بمدينة جدة ببيع القطع المحددة والموقوفة والمبينه بالبند رابعاً اعلاه لعدد (۲۰) قطعة وهي من القطعة رقم (۱) وحتى القطعة رقم (۲۰) والمبينة بالملك رقم ٤/٢٠٨/٣٤١ وتاريخ ١٤١٤/٩/٢هـ. (صك الأراضي) ( ملحق ۲ ) وذلك بالمزاد العلني عن طريق السيد / هشام طاهر بغدادي ، نائب رئيس طائفة دلال العقار بمكة المكرمة فقط لإستيفاء المبلغ المستحق</w:t>
       </w:r>
     </w:p>
     <w:p>
@@ -299,7 +299,7 @@
           <w:b w:val="0"/>
           <w:i w:val="0"/>
         </w:rPr>
-        <w:t>.ةدج ةنيدمب ةماعلا ةمكحملاب ذيفنتلا يضاق يرقيرقلا يلع / خيشلا ةليضف ىدل ىوعدلا فلمب ةسداسلا ةخسنلا تعدوأو اهبجومب لمعلل ةخسن فرط لكل تملس خسن ةتس نم ةيقافتالا ةذه ررح : ًاعسات</w:t>
+        <w:t>تاسعاً : حرر هذة الاتفاقية من ستة نسخ سلمت لكل طرف نسخة للعمل بموجبها وأودعت النسخة السادسة بملف الدعوى لدى فضيلة الشيخ / علي القريقري قاضي التنفيذ بالمحكمة العامة بمدينة جدة.</w:t>
       </w:r>
     </w:p>
     <w:p>
